--- a/content/blog/kitajskij-dlya-detej.DZEN.docx
+++ b/content/blog/kitajskij-dlya-detej.DZEN.docx
@@ -336,6 +336,37 @@
     </w:p>
     <w:p>
       <w:pPr>
+        <w:spacing w:after="150"/>
+      </w:pPr>
+      <w:r>
+        <w:rPr>
+          <w:color w:val="5A4F45"/>
+          <w:sz w:val="22"/>
+          <w:szCs w:val="22"/>
+        </w:rPr>
+        <w:t xml:space="preserve">Кстати, сам этот вопрос по-китайски звучит так: </w:t>
+      </w:r>
+      <w:r>
+        <w:rPr>
+          <w:b/>
+          <w:bCs/>
+          <w:color w:val="A41E3A"/>
+          <w:sz w:val="22"/>
+          <w:szCs w:val="22"/>
+        </w:rPr>
+        <w:t xml:space="preserve">从几岁开始学习中文？</w:t>
+      </w:r>
+      <w:r>
+        <w:rPr>
+          <w:color w:val="5A4F45"/>
+          <w:sz w:val="22"/>
+          <w:szCs w:val="22"/>
+        </w:rPr>
+        <w:t xml:space="preserve"> (cóng jǐ suì kāishǐ xuéxí zhōngwén) — «с какого возраста начинать учить китайский». Обратите внимание на 从 (cóng, «с, от»): именно оно задаёт смысл «начиная с какого возраста». Без него 几岁 (jǐ suì) — это просто детский вопрос «сколько тебе лет?».</w:t>
+      </w:r>
+    </w:p>
+    <w:p>
+      <w:pPr>
         <w:pStyle w:val="Heading1"/>
         <w:spacing w:after="120" w:before="360"/>
       </w:pPr>
